--- a/Coding 2 - year/Unit 4 - File IO & Data Processing/Daily Lesson Plans/Word/Day 9.docx
+++ b/Coding 2 - year/Unit 4 - File IO & Data Processing/Daily Lesson Plans/Word/Day 9.docx
@@ -50,12 +50,15 @@
               </w:rPr>
               <w:t xml:space="preserve">Coding II — Full Year</w:t>
             </w:r>
-          </w:p>
-          <w:p>
-            <w:pPr>
-              <w:spacing w:before="40"/>
-              <w:jc w:val="center"/>
-            </w:pPr>
+            <w:r>
+              <w:rPr>
+                <w:rFonts w:ascii="Arial" w:cs="Arial" w:eastAsia="Arial" w:hAnsi="Arial"/>
+                <w:sz w:val="16"/>
+                <w:szCs w:val="16"/>
+              </w:rPr>
+              <w:br/>
+              <w:t xml:space="preserve"/>
+            </w:r>
             <w:r>
               <w:rPr>
                 <w:rFonts w:ascii="Arial" w:cs="Arial" w:eastAsia="Arial" w:hAnsi="Arial"/>
@@ -83,7 +86,7 @@
           <w:rFonts w:ascii="Arial" w:cs="Arial" w:eastAsia="Arial" w:hAnsi="Arial"/>
           <w:b/>
           <w:bCs/>
-          <w:color w:val="0D3B1F"/>
+          <w:color w:val="1B7A4A"/>
           <w:sz w:val="32"/>
           <w:szCs w:val="32"/>
         </w:rPr>
@@ -261,9 +264,9 @@
               <w:right w:val="single" w:color="CCCCCC" w:sz="1"/>
             </w:tcBorders>
             <w:tcMar>
-              <w:top w:type="dxa" w:w="60"/>
+              <w:top w:type="dxa" w:w="80"/>
               <w:left w:type="dxa" w:w="120"/>
-              <w:bottom w:type="dxa" w:w="60"/>
+              <w:bottom w:type="dxa" w:w="80"/>
               <w:right w:type="dxa" w:w="120"/>
             </w:tcMar>
           </w:tcPr>
@@ -290,20 +293,213 @@
               <w:right w:val="single" w:color="CCCCCC" w:sz="1"/>
             </w:tcBorders>
             <w:tcMar>
-              <w:top w:type="dxa" w:w="60"/>
+              <w:top w:type="dxa" w:w="80"/>
               <w:left w:type="dxa" w:w="120"/>
-              <w:bottom w:type="dxa" w:w="60"/>
+              <w:bottom w:type="dxa" w:w="80"/>
               <w:right w:type="dxa" w:w="120"/>
             </w:tcMar>
           </w:tcPr>
           <w:p>
-            <w:r>
-              <w:rPr>
-                <w:rFonts w:ascii="Arial" w:cs="Arial" w:eastAsia="Arial" w:hAnsi="Arial"/>
-                <w:sz w:val="20"/>
-                <w:szCs w:val="20"/>
+            <w:pPr>
+              <w:spacing w:after="80" w:before="80"/>
+            </w:pPr>
+            <w:r>
+              <w:rPr>
+                <w:rFonts w:ascii="Arial" w:cs="Arial" w:eastAsia="Arial" w:hAnsi="Arial"/>
+                <w:b/>
+                <w:bCs/>
+                <w:i w:val="false"/>
+                <w:iCs w:val="false"/>
+                <w:color w:val="000000"/>
+                <w:sz w:val="22"/>
+                <w:szCs w:val="22"/>
               </w:rPr>
               <w:t xml:space="preserve">Bell Ringer / Review</w:t>
+            </w:r>
+            <w:r>
+              <w:rPr>
+                <w:rFonts w:ascii="Arial" w:cs="Arial" w:eastAsia="Arial" w:hAnsi="Arial"/>
+                <w:sz w:val="20"/>
+                <w:szCs w:val="20"/>
+              </w:rPr>
+              <w:br/>
+              <w:t xml:space="preserve"/>
+            </w:r>
+            <w:r>
+              <w:rPr>
+                <w:rFonts w:ascii="Arial" w:cs="Arial" w:eastAsia="Arial" w:hAnsi="Arial"/>
+                <w:sz w:val="20"/>
+                <w:szCs w:val="20"/>
+              </w:rPr>
+              <w:br/>
+              <w:t xml:space="preserve"/>
+            </w:r>
+            <w:r>
+              <w:rPr>
+                <w:rFonts w:ascii="Arial" w:cs="Arial" w:eastAsia="Arial" w:hAnsi="Arial"/>
+                <w:b/>
+                <w:bCs/>
+                <w:i w:val="false"/>
+                <w:iCs w:val="false"/>
+                <w:color w:val="000000"/>
+                <w:sz w:val="20"/>
+                <w:szCs w:val="20"/>
+              </w:rPr>
+              <w:t xml:space="preserve">Quick Write </w:t>
+            </w:r>
+            <w:r>
+              <w:rPr>
+                <w:rFonts w:ascii="Arial" w:cs="Arial" w:eastAsia="Arial" w:hAnsi="Arial"/>
+                <w:b w:val="false"/>
+                <w:bCs w:val="false"/>
+                <w:i w:val="false"/>
+                <w:iCs w:val="false"/>
+                <w:color w:val="000000"/>
+                <w:sz w:val="20"/>
+                <w:szCs w:val="20"/>
+              </w:rPr>
+              <w:t xml:space="preserve">(3 min — written or verbal):</w:t>
+            </w:r>
+            <w:r>
+              <w:rPr>
+                <w:rFonts w:ascii="Arial" w:cs="Arial" w:eastAsia="Arial" w:hAnsi="Arial"/>
+                <w:sz w:val="20"/>
+                <w:szCs w:val="20"/>
+              </w:rPr>
+              <w:br/>
+              <w:t xml:space="preserve"/>
+            </w:r>
+            <w:r>
+              <w:rPr>
+                <w:rFonts w:ascii="Arial" w:cs="Arial" w:eastAsia="Arial" w:hAnsi="Arial"/>
+                <w:b w:val="false"/>
+                <w:bCs w:val="false"/>
+                <w:i w:val="false"/>
+                <w:iCs w:val="false"/>
+                <w:color w:val="000000"/>
+                <w:sz w:val="20"/>
+                <w:szCs w:val="20"/>
+              </w:rPr>
+              <w:t xml:space="preserve">    What do you already know about how to use the raise statement to create custom error conditions and communicate problems to calling code?</w:t>
+            </w:r>
+            <w:r>
+              <w:rPr>
+                <w:rFonts w:ascii="Arial" w:cs="Arial" w:eastAsia="Arial" w:hAnsi="Arial"/>
+                <w:sz w:val="20"/>
+                <w:szCs w:val="20"/>
+              </w:rPr>
+              <w:br/>
+              <w:t xml:space="preserve"/>
+            </w:r>
+            <w:r>
+              <w:rPr>
+                <w:rFonts w:ascii="Arial" w:cs="Arial" w:eastAsia="Arial" w:hAnsi="Arial"/>
+                <w:sz w:val="20"/>
+                <w:szCs w:val="20"/>
+              </w:rPr>
+              <w:br/>
+              <w:t xml:space="preserve"/>
+            </w:r>
+            <w:r>
+              <w:rPr>
+                <w:rFonts w:ascii="Arial" w:cs="Arial" w:eastAsia="Arial" w:hAnsi="Arial"/>
+                <w:b/>
+                <w:bCs/>
+                <w:i w:val="false"/>
+                <w:iCs w:val="false"/>
+                <w:color w:val="000000"/>
+                <w:sz w:val="20"/>
+                <w:szCs w:val="20"/>
+              </w:rPr>
+              <w:t xml:space="preserve">Vocabulary Preview — </w:t>
+            </w:r>
+            <w:r>
+              <w:rPr>
+                <w:rFonts w:ascii="Arial" w:cs="Arial" w:eastAsia="Arial" w:hAnsi="Arial"/>
+                <w:b w:val="false"/>
+                <w:bCs w:val="false"/>
+                <w:i w:val="false"/>
+                <w:iCs w:val="false"/>
+                <w:color w:val="000000"/>
+                <w:sz w:val="20"/>
+                <w:szCs w:val="20"/>
+              </w:rPr>
+              <w:t xml:space="preserve">terms we'll use today:</w:t>
+            </w:r>
+            <w:r>
+              <w:rPr>
+                <w:rFonts w:ascii="Arial" w:cs="Arial" w:eastAsia="Arial" w:hAnsi="Arial"/>
+                <w:sz w:val="20"/>
+                <w:szCs w:val="20"/>
+              </w:rPr>
+              <w:br/>
+              <w:t xml:space="preserve"/>
+            </w:r>
+            <w:r>
+              <w:rPr>
+                <w:rFonts w:ascii="Arial" w:cs="Arial" w:eastAsia="Arial" w:hAnsi="Arial"/>
+                <w:b w:val="false"/>
+                <w:bCs w:val="false"/>
+                <w:i w:val="false"/>
+                <w:iCs w:val="false"/>
+                <w:color w:val="000000"/>
+                <w:sz w:val="20"/>
+                <w:szCs w:val="20"/>
+              </w:rPr>
+              <w:t xml:space="preserve">    • raise statement   •   When to raise   •   Raising specific exceptions   •   Custom error messages   •   Exception propagation   •   Raising and catching</w:t>
+            </w:r>
+            <w:r>
+              <w:rPr>
+                <w:rFonts w:ascii="Arial" w:cs="Arial" w:eastAsia="Arial" w:hAnsi="Arial"/>
+                <w:sz w:val="20"/>
+                <w:szCs w:val="20"/>
+              </w:rPr>
+              <w:br/>
+              <w:t xml:space="preserve"/>
+            </w:r>
+            <w:r>
+              <w:rPr>
+                <w:rFonts w:ascii="Arial" w:cs="Arial" w:eastAsia="Arial" w:hAnsi="Arial"/>
+                <w:sz w:val="20"/>
+                <w:szCs w:val="20"/>
+              </w:rPr>
+              <w:br/>
+              <w:t xml:space="preserve"/>
+            </w:r>
+            <w:r>
+              <w:rPr>
+                <w:rFonts w:ascii="Arial" w:cs="Arial" w:eastAsia="Arial" w:hAnsi="Arial"/>
+                <w:b w:val="false"/>
+                <w:bCs w:val="false"/>
+                <w:i/>
+                <w:iCs/>
+                <w:color w:val="444444"/>
+                <w:sz w:val="20"/>
+                <w:szCs w:val="20"/>
+              </w:rPr>
+              <w:t xml:space="preserve">Today's Goal: By the end of class you will be able to use the raise statement to create custom error conditions and communicate problems to calling code.</w:t>
+            </w:r>
+            <w:r>
+              <w:rPr>
+                <w:rFonts w:ascii="Arial" w:cs="Arial" w:eastAsia="Arial" w:hAnsi="Arial"/>
+                <w:sz w:val="20"/>
+                <w:szCs w:val="20"/>
+              </w:rPr>
+              <w:br/>
+              <w:t xml:space="preserve"/>
+            </w:r>
+            <w:r>
+              <w:rPr>
+                <w:rFonts w:ascii="Arial" w:cs="Arial" w:eastAsia="Arial" w:hAnsi="Arial"/>
+                <w:b w:val="false"/>
+                <w:bCs w:val="false"/>
+                <w:i/>
+                <w:iCs/>
+                <w:color w:val="555555"/>
+                <w:sz w:val="20"/>
+                <w:szCs w:val="20"/>
+              </w:rPr>
+              <w:t xml:space="preserve">→ Pair-share your response, then 2–3 students share with the class.</w:t>
             </w:r>
           </w:p>
         </w:tc>
@@ -319,9 +515,9 @@
               <w:right w:val="single" w:color="CCCCCC" w:sz="1"/>
             </w:tcBorders>
             <w:tcMar>
-              <w:top w:type="dxa" w:w="60"/>
+              <w:top w:type="dxa" w:w="80"/>
               <w:left w:type="dxa" w:w="120"/>
-              <w:bottom w:type="dxa" w:w="60"/>
+              <w:bottom w:type="dxa" w:w="80"/>
               <w:right w:type="dxa" w:w="120"/>
             </w:tcMar>
           </w:tcPr>
@@ -348,20 +544,261 @@
               <w:right w:val="single" w:color="CCCCCC" w:sz="1"/>
             </w:tcBorders>
             <w:tcMar>
-              <w:top w:type="dxa" w:w="60"/>
+              <w:top w:type="dxa" w:w="80"/>
               <w:left w:type="dxa" w:w="120"/>
-              <w:bottom w:type="dxa" w:w="60"/>
+              <w:bottom w:type="dxa" w:w="80"/>
               <w:right w:type="dxa" w:w="120"/>
             </w:tcMar>
           </w:tcPr>
           <w:p>
-            <w:r>
-              <w:rPr>
-                <w:rFonts w:ascii="Arial" w:cs="Arial" w:eastAsia="Arial" w:hAnsi="Arial"/>
-                <w:sz w:val="20"/>
-                <w:szCs w:val="20"/>
-              </w:rPr>
-              <w:t xml:space="preserve">Mini Lesson: Raising Exceptions — raise Statement</w:t>
+            <w:pPr>
+              <w:spacing w:after="80" w:before="80"/>
+            </w:pPr>
+            <w:r>
+              <w:rPr>
+                <w:rFonts w:ascii="Arial" w:cs="Arial" w:eastAsia="Arial" w:hAnsi="Arial"/>
+                <w:b/>
+                <w:bCs/>
+                <w:i w:val="false"/>
+                <w:iCs w:val="false"/>
+                <w:color w:val="000000"/>
+                <w:sz w:val="22"/>
+                <w:szCs w:val="22"/>
+              </w:rPr>
+              <w:t xml:space="preserve">Mini Lesson: </w:t>
+            </w:r>
+            <w:r>
+              <w:rPr>
+                <w:rFonts w:ascii="Arial" w:cs="Arial" w:eastAsia="Arial" w:hAnsi="Arial"/>
+                <w:b w:val="false"/>
+                <w:bCs w:val="false"/>
+                <w:i w:val="false"/>
+                <w:iCs w:val="false"/>
+                <w:color w:val="000000"/>
+                <w:sz w:val="22"/>
+                <w:szCs w:val="22"/>
+              </w:rPr>
+              <w:t xml:space="preserve">Raising Exceptions — raise Statement</w:t>
+            </w:r>
+            <w:r>
+              <w:rPr>
+                <w:rFonts w:ascii="Arial" w:cs="Arial" w:eastAsia="Arial" w:hAnsi="Arial"/>
+                <w:sz w:val="20"/>
+                <w:szCs w:val="20"/>
+              </w:rPr>
+              <w:br/>
+              <w:t xml:space="preserve"/>
+            </w:r>
+            <w:r>
+              <w:rPr>
+                <w:rFonts w:ascii="Arial" w:cs="Arial" w:eastAsia="Arial" w:hAnsi="Arial"/>
+                <w:sz w:val="20"/>
+                <w:szCs w:val="20"/>
+              </w:rPr>
+              <w:br/>
+              <w:t xml:space="preserve"/>
+            </w:r>
+            <w:r>
+              <w:rPr>
+                <w:rFonts w:ascii="Arial" w:cs="Arial" w:eastAsia="Arial" w:hAnsi="Arial"/>
+                <w:b/>
+                <w:bCs/>
+                <w:i/>
+                <w:iCs/>
+                <w:color w:val="000000"/>
+                <w:sz w:val="20"/>
+                <w:szCs w:val="20"/>
+              </w:rPr>
+              <w:t xml:space="preserve">Learning Target: </w:t>
+            </w:r>
+            <w:r>
+              <w:rPr>
+                <w:rFonts w:ascii="Arial" w:cs="Arial" w:eastAsia="Arial" w:hAnsi="Arial"/>
+                <w:b w:val="false"/>
+                <w:bCs w:val="false"/>
+                <w:i/>
+                <w:iCs/>
+                <w:color w:val="333333"/>
+                <w:sz w:val="20"/>
+                <w:szCs w:val="20"/>
+              </w:rPr>
+              <w:t xml:space="preserve">I can use the raise statement to create custom error conditions and communicate problems to calling code.</w:t>
+            </w:r>
+            <w:r>
+              <w:rPr>
+                <w:rFonts w:ascii="Arial" w:cs="Arial" w:eastAsia="Arial" w:hAnsi="Arial"/>
+                <w:sz w:val="20"/>
+                <w:szCs w:val="20"/>
+              </w:rPr>
+              <w:br/>
+              <w:t xml:space="preserve"/>
+            </w:r>
+            <w:r>
+              <w:rPr>
+                <w:rFonts w:ascii="Arial" w:cs="Arial" w:eastAsia="Arial" w:hAnsi="Arial"/>
+                <w:sz w:val="20"/>
+                <w:szCs w:val="20"/>
+              </w:rPr>
+              <w:br/>
+              <w:t xml:space="preserve"/>
+            </w:r>
+            <w:r>
+              <w:rPr>
+                <w:rFonts w:ascii="Arial" w:cs="Arial" w:eastAsia="Arial" w:hAnsi="Arial"/>
+                <w:b w:val="false"/>
+                <w:bCs w:val="false"/>
+                <w:i w:val="false"/>
+                <w:iCs w:val="false"/>
+                <w:color w:val="000000"/>
+                <w:sz w:val="20"/>
+                <w:szCs w:val="20"/>
+              </w:rPr>
+              <w:t xml:space="preserve">raise statement: Explicitly throws an exception to signal an error condition.</w:t>
+            </w:r>
+            <w:r>
+              <w:rPr>
+                <w:rFonts w:ascii="Arial" w:cs="Arial" w:eastAsia="Arial" w:hAnsi="Arial"/>
+                <w:sz w:val="20"/>
+                <w:szCs w:val="20"/>
+              </w:rPr>
+              <w:br/>
+              <w:t xml:space="preserve"/>
+            </w:r>
+            <w:r>
+              <w:rPr>
+                <w:rFonts w:ascii="Arial" w:cs="Arial" w:eastAsia="Arial" w:hAnsi="Arial"/>
+                <w:b w:val="false"/>
+                <w:bCs w:val="false"/>
+                <w:i w:val="false"/>
+                <w:iCs w:val="false"/>
+                <w:color w:val="000000"/>
+                <w:sz w:val="20"/>
+                <w:szCs w:val="20"/>
+              </w:rPr>
+              <w:t xml:space="preserve">When to raise: When a function cannot complete its intended task or receives invalid input.</w:t>
+            </w:r>
+            <w:r>
+              <w:rPr>
+                <w:rFonts w:ascii="Arial" w:cs="Arial" w:eastAsia="Arial" w:hAnsi="Arial"/>
+                <w:sz w:val="20"/>
+                <w:szCs w:val="20"/>
+              </w:rPr>
+              <w:br/>
+              <w:t xml:space="preserve"/>
+            </w:r>
+            <w:r>
+              <w:rPr>
+                <w:rFonts w:ascii="Arial" w:cs="Arial" w:eastAsia="Arial" w:hAnsi="Arial"/>
+                <w:sz w:val="20"/>
+                <w:szCs w:val="20"/>
+              </w:rPr>
+              <w:br/>
+              <w:t xml:space="preserve"/>
+            </w:r>
+            <w:r>
+              <w:rPr>
+                <w:rFonts w:ascii="Arial" w:cs="Arial" w:eastAsia="Arial" w:hAnsi="Arial"/>
+                <w:b/>
+                <w:bCs/>
+                <w:i w:val="false"/>
+                <w:iCs w:val="false"/>
+                <w:color w:val="000000"/>
+                <w:sz w:val="20"/>
+                <w:szCs w:val="20"/>
+              </w:rPr>
+              <w:t xml:space="preserve">Vocabulary: </w:t>
+            </w:r>
+            <w:r>
+              <w:rPr>
+                <w:rFonts w:ascii="Arial" w:cs="Arial" w:eastAsia="Arial" w:hAnsi="Arial"/>
+                <w:b w:val="false"/>
+                <w:bCs w:val="false"/>
+                <w:i w:val="false"/>
+                <w:iCs w:val="false"/>
+                <w:color w:val="000000"/>
+                <w:sz w:val="20"/>
+                <w:szCs w:val="20"/>
+              </w:rPr>
+              <w:t xml:space="preserve">raise statement, When to raise, Raising specific exceptions, Custom error messages, Exception propagation, Raising and catching</w:t>
+            </w:r>
+            <w:r>
+              <w:rPr>
+                <w:rFonts w:ascii="Arial" w:cs="Arial" w:eastAsia="Arial" w:hAnsi="Arial"/>
+                <w:sz w:val="20"/>
+                <w:szCs w:val="20"/>
+              </w:rPr>
+              <w:br/>
+              <w:t xml:space="preserve"/>
+            </w:r>
+            <w:r>
+              <w:rPr>
+                <w:rFonts w:ascii="Arial" w:cs="Arial" w:eastAsia="Arial" w:hAnsi="Arial"/>
+                <w:sz w:val="20"/>
+                <w:szCs w:val="20"/>
+              </w:rPr>
+              <w:br/>
+              <w:t xml:space="preserve"/>
+            </w:r>
+            <w:r>
+              <w:rPr>
+                <w:rFonts w:ascii="Arial" w:cs="Arial" w:eastAsia="Arial" w:hAnsi="Arial"/>
+                <w:b/>
+                <w:bCs/>
+                <w:i/>
+                <w:iCs/>
+                <w:color w:val="555555"/>
+                <w:sz w:val="20"/>
+                <w:szCs w:val="20"/>
+              </w:rPr>
+              <w:t xml:space="preserve">→ Live Demo — </w:t>
+            </w:r>
+            <w:r>
+              <w:rPr>
+                <w:rFonts w:ascii="Arial" w:cs="Arial" w:eastAsia="Arial" w:hAnsi="Arial"/>
+                <w:b w:val="false"/>
+                <w:bCs w:val="false"/>
+                <w:i/>
+                <w:iCs/>
+                <w:color w:val="555555"/>
+                <w:sz w:val="20"/>
+                <w:szCs w:val="20"/>
+              </w:rPr>
+              <w:t xml:space="preserve">type examples as students follow along in their own editor.</w:t>
+            </w:r>
+            <w:r>
+              <w:rPr>
+                <w:rFonts w:ascii="Arial" w:cs="Arial" w:eastAsia="Arial" w:hAnsi="Arial"/>
+                <w:sz w:val="20"/>
+                <w:szCs w:val="20"/>
+              </w:rPr>
+              <w:br/>
+              <w:t xml:space="preserve"/>
+            </w:r>
+            <w:r>
+              <w:rPr>
+                <w:rFonts w:ascii="Arial" w:cs="Arial" w:eastAsia="Arial" w:hAnsi="Arial"/>
+                <w:b/>
+                <w:bCs/>
+                <w:i/>
+                <w:iCs/>
+                <w:color w:val="555555"/>
+                <w:sz w:val="20"/>
+                <w:szCs w:val="20"/>
+              </w:rPr>
+              <w:t xml:space="preserve">→ Check for Understanding: </w:t>
+            </w:r>
+            <w:r>
+              <w:rPr>
+                <w:rFonts w:ascii="Arial" w:cs="Arial" w:eastAsia="Arial" w:hAnsi="Arial"/>
+                <w:b w:val="false"/>
+                <w:bCs w:val="false"/>
+                <w:i/>
+                <w:iCs/>
+                <w:color w:val="555555"/>
+                <w:sz w:val="20"/>
+                <w:szCs w:val="20"/>
+              </w:rPr>
+              <w:t xml:space="preserve">pause and cold-call: “Can someone explain what we just did in their own words?”</w:t>
             </w:r>
           </w:p>
         </w:tc>
@@ -377,9 +814,9 @@
               <w:right w:val="single" w:color="CCCCCC" w:sz="1"/>
             </w:tcBorders>
             <w:tcMar>
-              <w:top w:type="dxa" w:w="60"/>
+              <w:top w:type="dxa" w:w="80"/>
               <w:left w:type="dxa" w:w="120"/>
-              <w:bottom w:type="dxa" w:w="60"/>
+              <w:bottom w:type="dxa" w:w="80"/>
               <w:right w:type="dxa" w:w="120"/>
             </w:tcMar>
           </w:tcPr>
@@ -406,20 +843,90 @@
               <w:right w:val="single" w:color="CCCCCC" w:sz="1"/>
             </w:tcBorders>
             <w:tcMar>
-              <w:top w:type="dxa" w:w="60"/>
+              <w:top w:type="dxa" w:w="80"/>
               <w:left w:type="dxa" w:w="120"/>
-              <w:bottom w:type="dxa" w:w="60"/>
+              <w:bottom w:type="dxa" w:w="80"/>
               <w:right w:type="dxa" w:w="120"/>
             </w:tcMar>
           </w:tcPr>
           <w:p>
-            <w:r>
-              <w:rPr>
-                <w:rFonts w:ascii="Arial" w:cs="Arial" w:eastAsia="Arial" w:hAnsi="Arial"/>
-                <w:sz w:val="20"/>
-                <w:szCs w:val="20"/>
+            <w:pPr>
+              <w:spacing w:after="80" w:before="80"/>
+            </w:pPr>
+            <w:r>
+              <w:rPr>
+                <w:rFonts w:ascii="Arial" w:cs="Arial" w:eastAsia="Arial" w:hAnsi="Arial"/>
+                <w:b/>
+                <w:bCs/>
+                <w:i w:val="false"/>
+                <w:iCs w:val="false"/>
+                <w:color w:val="000000"/>
+                <w:sz w:val="22"/>
+                <w:szCs w:val="22"/>
               </w:rPr>
               <w:t xml:space="preserve">Guided Practice</w:t>
+            </w:r>
+            <w:r>
+              <w:rPr>
+                <w:rFonts w:ascii="Arial" w:cs="Arial" w:eastAsia="Arial" w:hAnsi="Arial"/>
+                <w:sz w:val="20"/>
+                <w:szCs w:val="20"/>
+              </w:rPr>
+              <w:br/>
+              <w:t xml:space="preserve"/>
+            </w:r>
+            <w:r>
+              <w:rPr>
+                <w:rFonts w:ascii="Arial" w:cs="Arial" w:eastAsia="Arial" w:hAnsi="Arial"/>
+                <w:sz w:val="20"/>
+                <w:szCs w:val="20"/>
+              </w:rPr>
+              <w:br/>
+              <w:t xml:space="preserve"/>
+            </w:r>
+            <w:r>
+              <w:rPr>
+                <w:rFonts w:ascii="Arial" w:cs="Arial" w:eastAsia="Arial" w:hAnsi="Arial"/>
+                <w:b w:val="false"/>
+                <w:bCs w:val="false"/>
+                <w:i w:val="false"/>
+                <w:iCs w:val="false"/>
+                <w:color w:val="000000"/>
+                <w:sz w:val="20"/>
+                <w:szCs w:val="20"/>
+              </w:rPr>
+              <w:t xml:space="preserve">Activity: Input Validation Function</w:t>
+            </w:r>
+            <w:r>
+              <w:rPr>
+                <w:rFonts w:ascii="Arial" w:cs="Arial" w:eastAsia="Arial" w:hAnsi="Arial"/>
+                <w:sz w:val="20"/>
+                <w:szCs w:val="20"/>
+              </w:rPr>
+              <w:br/>
+              <w:t xml:space="preserve"/>
+            </w:r>
+            <w:r>
+              <w:rPr>
+                <w:rFonts w:ascii="Arial" w:cs="Arial" w:eastAsia="Arial" w:hAnsi="Arial"/>
+                <w:sz w:val="20"/>
+                <w:szCs w:val="20"/>
+              </w:rPr>
+              <w:br/>
+              <w:t xml:space="preserve"/>
+            </w:r>
+            <w:r>
+              <w:rPr>
+                <w:rFonts w:ascii="Arial" w:cs="Arial" w:eastAsia="Arial" w:hAnsi="Arial"/>
+                <w:b w:val="false"/>
+                <w:bCs w:val="false"/>
+                <w:i/>
+                <w:iCs/>
+                <w:color w:val="555555"/>
+                <w:sz w:val="20"/>
+                <w:szCs w:val="20"/>
+              </w:rPr>
+              <w:t xml:space="preserve">→ Teacher models — students try alongside, then compare results.</w:t>
             </w:r>
           </w:p>
         </w:tc>
@@ -435,9 +942,9 @@
               <w:right w:val="single" w:color="CCCCCC" w:sz="1"/>
             </w:tcBorders>
             <w:tcMar>
-              <w:top w:type="dxa" w:w="60"/>
+              <w:top w:type="dxa" w:w="80"/>
               <w:left w:type="dxa" w:w="120"/>
-              <w:bottom w:type="dxa" w:w="60"/>
+              <w:bottom w:type="dxa" w:w="80"/>
               <w:right w:type="dxa" w:w="120"/>
             </w:tcMar>
           </w:tcPr>
@@ -450,7 +957,7 @@
                 <w:sz w:val="20"/>
                 <w:szCs w:val="20"/>
               </w:rPr>
-              <w:t xml:space="preserve">15-20 min</w:t>
+              <w:t xml:space="preserve">15–20 min</w:t>
             </w:r>
           </w:p>
         </w:tc>
@@ -464,20 +971,164 @@
               <w:right w:val="single" w:color="CCCCCC" w:sz="1"/>
             </w:tcBorders>
             <w:tcMar>
-              <w:top w:type="dxa" w:w="60"/>
+              <w:top w:type="dxa" w:w="80"/>
               <w:left w:type="dxa" w:w="120"/>
-              <w:bottom w:type="dxa" w:w="60"/>
+              <w:bottom w:type="dxa" w:w="80"/>
               <w:right w:type="dxa" w:w="120"/>
             </w:tcMar>
           </w:tcPr>
           <w:p>
-            <w:r>
-              <w:rPr>
-                <w:rFonts w:ascii="Arial" w:cs="Arial" w:eastAsia="Arial" w:hAnsi="Arial"/>
-                <w:sz w:val="20"/>
-                <w:szCs w:val="20"/>
+            <w:pPr>
+              <w:spacing w:after="80" w:before="80"/>
+            </w:pPr>
+            <w:r>
+              <w:rPr>
+                <w:rFonts w:ascii="Arial" w:cs="Arial" w:eastAsia="Arial" w:hAnsi="Arial"/>
+                <w:b/>
+                <w:bCs/>
+                <w:i w:val="false"/>
+                <w:iCs w:val="false"/>
+                <w:color w:val="000000"/>
+                <w:sz w:val="22"/>
+                <w:szCs w:val="22"/>
               </w:rPr>
               <w:t xml:space="preserve">Independent Practice / Code Along</w:t>
+            </w:r>
+            <w:r>
+              <w:rPr>
+                <w:rFonts w:ascii="Arial" w:cs="Arial" w:eastAsia="Arial" w:hAnsi="Arial"/>
+                <w:sz w:val="20"/>
+                <w:szCs w:val="20"/>
+              </w:rPr>
+              <w:br/>
+              <w:t xml:space="preserve"/>
+            </w:r>
+            <w:r>
+              <w:rPr>
+                <w:rFonts w:ascii="Arial" w:cs="Arial" w:eastAsia="Arial" w:hAnsi="Arial"/>
+                <w:b/>
+                <w:bCs/>
+                <w:i w:val="false"/>
+                <w:iCs w:val="false"/>
+                <w:color w:val="000000"/>
+                <w:sz w:val="20"/>
+                <w:szCs w:val="20"/>
+              </w:rPr>
+              <w:t xml:space="preserve">    Beginner: </w:t>
+            </w:r>
+            <w:r>
+              <w:rPr>
+                <w:rFonts w:ascii="Arial" w:cs="Arial" w:eastAsia="Arial" w:hAnsi="Arial"/>
+                <w:b w:val="false"/>
+                <w:bCs w:val="false"/>
+                <w:i w:val="false"/>
+                <w:iCs w:val="false"/>
+                <w:color w:val="000000"/>
+                <w:sz w:val="20"/>
+                <w:szCs w:val="20"/>
+              </w:rPr>
+              <w:t xml:space="preserve">Write a function that takes a number and raises ValueError if it's negative. Test it with both valid and invalid inputs.</w:t>
+            </w:r>
+            <w:r>
+              <w:rPr>
+                <w:rFonts w:ascii="Arial" w:cs="Arial" w:eastAsia="Arial" w:hAnsi="Arial"/>
+                <w:sz w:val="20"/>
+                <w:szCs w:val="20"/>
+              </w:rPr>
+              <w:br/>
+              <w:t xml:space="preserve"/>
+            </w:r>
+            <w:r>
+              <w:rPr>
+                <w:rFonts w:ascii="Arial" w:cs="Arial" w:eastAsia="Arial" w:hAnsi="Arial"/>
+                <w:b/>
+                <w:bCs/>
+                <w:i w:val="false"/>
+                <w:iCs w:val="false"/>
+                <w:color w:val="000000"/>
+                <w:sz w:val="20"/>
+                <w:szCs w:val="20"/>
+              </w:rPr>
+              <w:t xml:space="preserve">    Intermediate: </w:t>
+            </w:r>
+            <w:r>
+              <w:rPr>
+                <w:rFonts w:ascii="Arial" w:cs="Arial" w:eastAsia="Arial" w:hAnsi="Arial"/>
+                <w:b w:val="false"/>
+                <w:bCs w:val="false"/>
+                <w:i w:val="false"/>
+                <w:iCs w:val="false"/>
+                <w:color w:val="000000"/>
+                <w:sz w:val="20"/>
+                <w:szCs w:val="20"/>
+              </w:rPr>
+              <w:t xml:space="preserve">Write a function that parses a "key:value" string and raises ValueError if the format is incorrect or the value is not a number.…</w:t>
+            </w:r>
+            <w:r>
+              <w:rPr>
+                <w:rFonts w:ascii="Arial" w:cs="Arial" w:eastAsia="Arial" w:hAnsi="Arial"/>
+                <w:sz w:val="20"/>
+                <w:szCs w:val="20"/>
+              </w:rPr>
+              <w:br/>
+              <w:t xml:space="preserve"/>
+            </w:r>
+            <w:r>
+              <w:rPr>
+                <w:rFonts w:ascii="Arial" w:cs="Arial" w:eastAsia="Arial" w:hAnsi="Arial"/>
+                <w:b/>
+                <w:bCs/>
+                <w:i w:val="false"/>
+                <w:iCs w:val="false"/>
+                <w:color w:val="000000"/>
+                <w:sz w:val="20"/>
+                <w:szCs w:val="20"/>
+              </w:rPr>
+              <w:t xml:space="preserve">    Challenge: </w:t>
+            </w:r>
+            <w:r>
+              <w:rPr>
+                <w:rFonts w:ascii="Arial" w:cs="Arial" w:eastAsia="Arial" w:hAnsi="Arial"/>
+                <w:b w:val="false"/>
+                <w:bCs w:val="false"/>
+                <w:i w:val="false"/>
+                <w:iCs w:val="false"/>
+                <w:color w:val="000000"/>
+                <w:sz w:val="20"/>
+                <w:szCs w:val="20"/>
+              </w:rPr>
+              <w:t xml:space="preserve">Write a function that reads and validates a CSV line with fields (Name, Email, Phone). Raise specific ValueErrors for: empty fields, invalid…</w:t>
+            </w:r>
+            <w:r>
+              <w:rPr>
+                <w:rFonts w:ascii="Arial" w:cs="Arial" w:eastAsia="Arial" w:hAnsi="Arial"/>
+                <w:sz w:val="20"/>
+                <w:szCs w:val="20"/>
+              </w:rPr>
+              <w:br/>
+              <w:t xml:space="preserve"/>
+            </w:r>
+            <w:r>
+              <w:rPr>
+                <w:rFonts w:ascii="Arial" w:cs="Arial" w:eastAsia="Arial" w:hAnsi="Arial"/>
+                <w:sz w:val="20"/>
+                <w:szCs w:val="20"/>
+              </w:rPr>
+              <w:br/>
+              <w:t xml:space="preserve"/>
+            </w:r>
+            <w:r>
+              <w:rPr>
+                <w:rFonts w:ascii="Arial" w:cs="Arial" w:eastAsia="Arial" w:hAnsi="Arial"/>
+                <w:b w:val="false"/>
+                <w:bCs w:val="false"/>
+                <w:i/>
+                <w:iCs/>
+                <w:color w:val="555555"/>
+                <w:sz w:val="20"/>
+                <w:szCs w:val="20"/>
+              </w:rPr>
+              <w:t xml:space="preserve">→ Teacher circulates — offer hints, check for understanding.</w:t>
             </w:r>
           </w:p>
         </w:tc>
@@ -493,9 +1144,9 @@
               <w:right w:val="single" w:color="CCCCCC" w:sz="1"/>
             </w:tcBorders>
             <w:tcMar>
-              <w:top w:type="dxa" w:w="60"/>
+              <w:top w:type="dxa" w:w="80"/>
               <w:left w:type="dxa" w:w="120"/>
-              <w:bottom w:type="dxa" w:w="60"/>
+              <w:bottom w:type="dxa" w:w="80"/>
               <w:right w:type="dxa" w:w="120"/>
             </w:tcMar>
           </w:tcPr>
@@ -522,20 +1173,90 @@
               <w:right w:val="single" w:color="CCCCCC" w:sz="1"/>
             </w:tcBorders>
             <w:tcMar>
-              <w:top w:type="dxa" w:w="60"/>
+              <w:top w:type="dxa" w:w="80"/>
               <w:left w:type="dxa" w:w="120"/>
-              <w:bottom w:type="dxa" w:w="60"/>
+              <w:bottom w:type="dxa" w:w="80"/>
               <w:right w:type="dxa" w:w="120"/>
             </w:tcMar>
           </w:tcPr>
           <w:p>
-            <w:r>
-              <w:rPr>
-                <w:rFonts w:ascii="Arial" w:cs="Arial" w:eastAsia="Arial" w:hAnsi="Arial"/>
-                <w:sz w:val="20"/>
-                <w:szCs w:val="20"/>
+            <w:pPr>
+              <w:spacing w:after="80" w:before="80"/>
+            </w:pPr>
+            <w:r>
+              <w:rPr>
+                <w:rFonts w:ascii="Arial" w:cs="Arial" w:eastAsia="Arial" w:hAnsi="Arial"/>
+                <w:b/>
+                <w:bCs/>
+                <w:i w:val="false"/>
+                <w:iCs w:val="false"/>
+                <w:color w:val="000000"/>
+                <w:sz w:val="22"/>
+                <w:szCs w:val="22"/>
               </w:rPr>
               <w:t xml:space="preserve">Exit Ticket / Wrap-Up</w:t>
+            </w:r>
+            <w:r>
+              <w:rPr>
+                <w:rFonts w:ascii="Arial" w:cs="Arial" w:eastAsia="Arial" w:hAnsi="Arial"/>
+                <w:sz w:val="20"/>
+                <w:szCs w:val="20"/>
+              </w:rPr>
+              <w:br/>
+              <w:t xml:space="preserve"/>
+            </w:r>
+            <w:r>
+              <w:rPr>
+                <w:rFonts w:ascii="Arial" w:cs="Arial" w:eastAsia="Arial" w:hAnsi="Arial"/>
+                <w:sz w:val="20"/>
+                <w:szCs w:val="20"/>
+              </w:rPr>
+              <w:br/>
+              <w:t xml:space="preserve"/>
+            </w:r>
+            <w:r>
+              <w:rPr>
+                <w:rFonts w:ascii="Arial" w:cs="Arial" w:eastAsia="Arial" w:hAnsi="Arial"/>
+                <w:b w:val="false"/>
+                <w:bCs w:val="false"/>
+                <w:i w:val="false"/>
+                <w:iCs w:val="false"/>
+                <w:color w:val="000000"/>
+                <w:sz w:val="20"/>
+                <w:szCs w:val="20"/>
+              </w:rPr>
+              <w:t xml:space="preserve">Quick Check: Use the raise statement to create custom error conditions and communicate problems to calling code?</w:t>
+            </w:r>
+            <w:r>
+              <w:rPr>
+                <w:rFonts w:ascii="Arial" w:cs="Arial" w:eastAsia="Arial" w:hAnsi="Arial"/>
+                <w:sz w:val="20"/>
+                <w:szCs w:val="20"/>
+              </w:rPr>
+              <w:br/>
+              <w:t xml:space="preserve"/>
+            </w:r>
+            <w:r>
+              <w:rPr>
+                <w:rFonts w:ascii="Arial" w:cs="Arial" w:eastAsia="Arial" w:hAnsi="Arial"/>
+                <w:sz w:val="20"/>
+                <w:szCs w:val="20"/>
+              </w:rPr>
+              <w:br/>
+              <w:t xml:space="preserve"/>
+            </w:r>
+            <w:r>
+              <w:rPr>
+                <w:rFonts w:ascii="Arial" w:cs="Arial" w:eastAsia="Arial" w:hAnsi="Arial"/>
+                <w:b w:val="false"/>
+                <w:bCs w:val="false"/>
+                <w:i/>
+                <w:iCs/>
+                <w:color w:val="555555"/>
+                <w:sz w:val="20"/>
+                <w:szCs w:val="20"/>
+              </w:rPr>
+              <w:t xml:space="preserve">→ 3–2–1: Name 3 things learned, 2 new vocab words, 1 question you still have.</w:t>
             </w:r>
           </w:p>
         </w:tc>
@@ -710,19 +1431,6 @@
                 <w:sz w:val="18"/>
                 <w:szCs w:val="18"/>
               </w:rPr>
-              <w:t xml:space="preserve"># Example 1: Basic raise with ValueError</w:t>
-            </w:r>
-          </w:p>
-          <w:p>
-            <w:pPr>
-              <w:spacing w:after="20"/>
-            </w:pPr>
-            <w:r>
-              <w:rPr>
-                <w:rFonts w:ascii="Courier New" w:cs="Courier New" w:eastAsia="Courier New" w:hAnsi="Courier New"/>
-                <w:sz w:val="18"/>
-                <w:szCs w:val="18"/>
-              </w:rPr>
               <w:t xml:space="preserve">def validate_age(age):</w:t>
             </w:r>
           </w:p>
@@ -866,7 +1574,7 @@
                 <w:sz w:val="18"/>
                 <w:szCs w:val="18"/>
               </w:rPr>
-              <w:t xml:space="preserve"># Example 2: Raising TypeError for wrong type</w:t>
+              <w:t xml:space="preserve"> </w:t>
             </w:r>
           </w:p>
           <w:p>
@@ -1048,7 +1756,7 @@
                 <w:sz w:val="18"/>
                 <w:szCs w:val="18"/>
               </w:rPr>
-              <w:t xml:space="preserve"># Example 3: Raising in a function for input validation</w:t>
+              <w:t xml:space="preserve"> </w:t>
             </w:r>
           </w:p>
           <w:p>
@@ -1217,7 +1925,7 @@
                 <w:sz w:val="18"/>
                 <w:szCs w:val="18"/>
               </w:rPr>
-              <w:t xml:space="preserve"># Example 4: Raising FileNotFoundError</w:t>
+              <w:t xml:space="preserve"> </w:t>
             </w:r>
           </w:p>
           <w:p>
@@ -1386,7 +2094,7 @@
                 <w:sz w:val="18"/>
                 <w:szCs w:val="18"/>
               </w:rPr>
-              <w:t xml:space="preserve"># Example 5: Conditional raising</w:t>
+              <w:t xml:space="preserve"> </w:t>
             </w:r>
           </w:p>
           <w:p>
@@ -1633,7 +2341,7 @@
                 <w:sz w:val="18"/>
                 <w:szCs w:val="18"/>
               </w:rPr>
-              <w:t xml:space="preserve"># Example 6: Re-raising exceptions</w:t>
+              <w:t xml:space="preserve"> </w:t>
             </w:r>
           </w:p>
           <w:p>
@@ -1802,7 +2510,7 @@
                 <w:sz w:val="18"/>
                 <w:szCs w:val="18"/>
               </w:rPr>
-              <w:t xml:space="preserve"># Example 7: Raising with context</w:t>
+              <w:t xml:space="preserve"> </w:t>
             </w:r>
           </w:p>
           <w:p>
@@ -1984,7 +2692,7 @@
                 <w:sz w:val="18"/>
                 <w:szCs w:val="18"/>
               </w:rPr>
-              <w:t xml:space="preserve"># Example 8: Multiple validation checks</w:t>
+              <w:t xml:space="preserve"> </w:t>
             </w:r>
           </w:p>
           <w:p>
@@ -2192,7 +2900,7 @@
                 <w:sz w:val="18"/>
                 <w:szCs w:val="18"/>
               </w:rPr>
-              <w:t xml:space="preserve"># Example 9: Raising in data processing</w:t>
+              <w:t xml:space="preserve"> </w:t>
             </w:r>
           </w:p>
           <w:p>
@@ -2530,7 +3238,7 @@
                 <w:sz w:val="18"/>
                 <w:szCs w:val="18"/>
               </w:rPr>
-              <w:t xml:space="preserve"># Example 10: Function that requires non-None values</w:t>
+              <w:t xml:space="preserve"> </w:t>
             </w:r>
           </w:p>
           <w:p>
@@ -3158,19 +3866,6 @@
                 <w:sz w:val="18"/>
                 <w:szCs w:val="18"/>
               </w:rPr>
-              <w:t xml:space="preserve"># Problem 1</w:t>
-            </w:r>
-          </w:p>
-          <w:p>
-            <w:pPr>
-              <w:spacing w:after="20"/>
-            </w:pPr>
-            <w:r>
-              <w:rPr>
-                <w:rFonts w:ascii="Courier New" w:cs="Courier New" w:eastAsia="Courier New" w:hAnsi="Courier New"/>
-                <w:sz w:val="18"/>
-                <w:szCs w:val="18"/>
-              </w:rPr>
               <w:t xml:space="preserve">def check_positive(num):</w:t>
             </w:r>
           </w:p>
@@ -3314,7 +4009,7 @@
                 <w:sz w:val="18"/>
                 <w:szCs w:val="18"/>
               </w:rPr>
-              <w:t xml:space="preserve"># Problem 2</w:t>
+              <w:t xml:space="preserve"> </w:t>
             </w:r>
           </w:p>
           <w:p>
@@ -3535,7 +4230,7 @@
                 <w:sz w:val="18"/>
                 <w:szCs w:val="18"/>
               </w:rPr>
-              <w:t xml:space="preserve"># Problem 3</w:t>
+              <w:t xml:space="preserve"> </w:t>
             </w:r>
           </w:p>
           <w:p>
@@ -4136,76 +4831,7 @@
           <w:sz w:val="20"/>
           <w:szCs w:val="20"/>
         </w:rPr>
-        <w:t xml:space="preserve">Challenge: Write a function that reads and validates a CSV line with fields (Name, Email, Phone). Raise specific ValueErrors for: empty fields, invalid email format (must contain @), invalid phone format (must be 10 digits). &lt;details&gt; &lt;summary&gt;💡 Hints&lt;/summary&gt;</w:t>
-      </w:r>
-    </w:p>
-    <w:p>
-      <w:pPr>
-        <w:spacing w:after="80"/>
-      </w:pPr>
-      <w:r>
-        <w:rPr>
-          <w:rFonts w:ascii="Arial" w:cs="Arial" w:eastAsia="Arial" w:hAnsi="Arial"/>
-          <w:b/>
-          <w:bCs/>
-          <w:sz w:val="20"/>
-          <w:szCs w:val="20"/>
-        </w:rPr>
-        <w:t xml:space="preserve">Problem 4: </w:t>
-      </w:r>
-      <w:r>
-        <w:rPr>
-          <w:rFonts w:ascii="Arial" w:cs="Arial" w:eastAsia="Arial" w:hAnsi="Arial"/>
-          <w:sz w:val="20"/>
-          <w:szCs w:val="20"/>
-        </w:rPr>
-        <w:t xml:space="preserve">: - Use if to check the condition. - Raise ValueError with a message. - Call the function in a try/except block.</w:t>
-      </w:r>
-    </w:p>
-    <w:p>
-      <w:pPr>
-        <w:spacing w:after="80"/>
-      </w:pPr>
-      <w:r>
-        <w:rPr>
-          <w:rFonts w:ascii="Arial" w:cs="Arial" w:eastAsia="Arial" w:hAnsi="Arial"/>
-          <w:b/>
-          <w:bCs/>
-          <w:sz w:val="20"/>
-          <w:szCs w:val="20"/>
-        </w:rPr>
-        <w:t xml:space="preserve">Problem 5: </w:t>
-      </w:r>
-      <w:r>
-        <w:rPr>
-          <w:rFonts w:ascii="Arial" w:cs="Arial" w:eastAsia="Arial" w:hAnsi="Arial"/>
-          <w:sz w:val="20"/>
-          <w:szCs w:val="20"/>
-        </w:rPr>
-        <w:t xml:space="preserve">: - Split by ':' and check the result. - Try to convert value to a number. - Raise ValueError for each specific case.</w:t>
-      </w:r>
-    </w:p>
-    <w:p>
-      <w:pPr>
-        <w:spacing w:after="80"/>
-      </w:pPr>
-      <w:r>
-        <w:rPr>
-          <w:rFonts w:ascii="Arial" w:cs="Arial" w:eastAsia="Arial" w:hAnsi="Arial"/>
-          <w:b/>
-          <w:bCs/>
-          <w:sz w:val="20"/>
-          <w:szCs w:val="20"/>
-        </w:rPr>
-        <w:t xml:space="preserve">Problem 6: </w:t>
-      </w:r>
-      <w:r>
-        <w:rPr>
-          <w:rFonts w:ascii="Arial" w:cs="Arial" w:eastAsia="Arial" w:hAnsi="Arial"/>
-          <w:sz w:val="20"/>
-          <w:szCs w:val="20"/>
-        </w:rPr>
-        <w:t xml:space="preserve">: - Split by commas for fields. - Check each field for emptiness. - Use in to check for '@' in email. - Check phone length and if all characters are digits. &lt;/details&gt;</w:t>
+        <w:t xml:space="preserve">Challenge: Write a function that reads and validates a CSV line with fields (Name, Email, Phone). Raise specific ValueErrors for: empty fields, invalid email format (must contain @), invalid phone format (must be 10 digits).</w:t>
       </w:r>
     </w:p>
     <w:p>

--- a/Coding 2 - year/Unit 4 - File IO & Data Processing/Daily Lesson Plans/Word/Day 9.docx
+++ b/Coding 2 - year/Unit 4 - File IO & Data Processing/Daily Lesson Plans/Word/Day 9.docx
@@ -380,7 +380,7 @@
                 <w:sz w:val="20"/>
                 <w:szCs w:val="20"/>
               </w:rPr>
-              <w:t xml:space="preserve">    What do you already know about how to use the raise statement to create custom error conditions and communicate problems to calling code?</w:t>
+              <w:t xml:space="preserve">    Have you ever used the raise statement before? Where might the raise statement be useful in a real program?</w:t>
             </w:r>
             <w:r>
               <w:rPr>
@@ -477,7 +477,7 @@
                 <w:sz w:val="20"/>
                 <w:szCs w:val="20"/>
               </w:rPr>
-              <w:t xml:space="preserve">Today's Goal: By the end of class you will be able to use the raise statement to create custom error conditions and communicate problems to calling code.</w:t>
+              <w:t xml:space="preserve">Today’s Goal: By the end of class you will be able to use the raise statement to create custom error conditions and communicate problems to calling code.</w:t>
             </w:r>
             <w:r>
               <w:rPr>
@@ -1225,7 +1225,7 @@
                 <w:sz w:val="20"/>
                 <w:szCs w:val="20"/>
               </w:rPr>
-              <w:t xml:space="preserve">Quick Check: Use the raise statement to create custom error conditions and communicate problems to calling code?</w:t>
+              <w:t xml:space="preserve">Write the key syntax or steps for using the raise statement. What's one mistake beginners commonly make?</w:t>
             </w:r>
             <w:r>
               <w:rPr>
